--- a/Results/Supplementary/TableS3.docx
+++ b/Results/Supplementary/TableS3.docx
@@ -4373,67 +4373,6 @@
                 <w:color w:val="000000"/>
               </w:rPr>
               <w:t xml:space="preserve">Signature: sorted birth year, birth month and sex of all members of multi-person households; signatures occurring once in both years were matched (reproduces the data review report). Reference-person key: birth year, birth month and sex of the reference person, NUTS 2 region, dwelling type and tenure, matched when unique in both years; added for pairs not matched by signature. Precision: share of key matches among multi-person households of unchanged size that the signature also matches. Recall: share of signature-matched pairs that the key also matches; the three reasons for a miss sum to 100 minus recall.</w:t>
-            </w:r>
-          </w:p>
-        </w:tc>
-      </w:tr>
-      <w:tr>
-        <w:trPr>
-          <w:trHeight w:val="360" w:hRule="auto"/>
-        </w:trPr>
-        <w:tc>
-          <w:tcPr>
-            <w:gridSpan w:val="4"/>
-            <w:tcBorders>
-              <w:bottom w:val="none" w:sz="0" w:space="0" w:color="FFFFFF"/>
-              <w:top w:val="none" w:sz="0" w:space="0" w:color="FFFFFF"/>
-              <w:left w:val="none" w:sz="0" w:space="0" w:color="FFFFFF"/>
-              <w:right w:val="none" w:sz="0" w:space="0" w:color="FFFFFF"/>
-            </w:tcBorders>
-            <w:shd w:val="clear" w:color="auto" w:fill="FFFFFF"/>
-            <w:tcMar>
-              <w:top w:w="0" w:type="dxa"/>
-              <w:bottom w:w="0" w:type="dxa"/>
-              <w:left w:w="0" w:type="dxa"/>
-              <w:right w:w="0" w:type="dxa"/>
-            </w:tcMar>
-            <w:vAlign w:val="center"/>
-          </w:tcPr>
-          <w:p>
-            <w:pPr>
-              <w:pStyle w:val="Normal"/>
-              <w:jc w:val="left"/>
-              <w:pBdr>
-                <w:bottom w:val="none" w:sz="0" w:space="0" w:color="000000"/>
-                <w:top w:val="none" w:sz="0" w:space="0" w:color="000000"/>
-                <w:left w:val="none" w:sz="0" w:space="0" w:color="000000"/>
-                <w:right w:val="none" w:sz="0" w:space="0" w:color="000000"/>
-              </w:pBdr>
-              <w:spacing w:after="100" w:before="100" w:line="240"/>
-              <w:ind w:left="100" w:right="100" w:firstLine="0" w:firstLineChars="0"/>
-              <w:rPr>
-                <w:rFonts w:ascii="Times New Roman" w:hAnsi="Times New Roman" w:eastAsia="Times New Roman" w:cs="Times New Roman"/>
-                <w:i w:val="false"/>
-                <w:b w:val="false"/>
-                <w:u w:val="none"/>
-                <w:strike w:val="false"/>
-                <w:sz w:val="16"/>
-                <w:szCs w:val="16"/>
-                <w:color w:val="000000"/>
-              </w:rPr>
-            </w:pPr>
-            <w:r>
-              <w:rPr>
-                <w:rFonts w:ascii="Times New Roman" w:hAnsi="Times New Roman" w:eastAsia="Times New Roman" w:cs="Times New Roman"/>
-                <w:i w:val="false"/>
-                <w:b w:val="false"/>
-                <w:u w:val="none"/>
-                <w:strike w:val="false"/>
-                <w:sz w:val="16"/>
-                <w:szCs w:val="16"/>
-                <w:color w:val="000000"/>
-              </w:rPr>
-              <w:t xml:space="preserve">2025 main test set (unmatched to 2023 and 2024 by either method): 7,861 households (30.1% of weighted households; 26.7% one-person, weighted; food insecure 39.3%, poor 15.4%). Signature-only cleaning (sensitivity analysis): 12,241 households (49.1% of weighted households; 40.5% one-person, weighted; food insecure 40.1%, poor 14.7%). All 2025 households: 19.9% one-person, food insecure 37.0%, poor 16.0%.</w:t>
             </w:r>
           </w:p>
         </w:tc>
